--- a/Knowledge/3-Work knowledge/1-Software Engineering/2-Testing/5-My Source/1-International Software Testing Qualifications Board.docx
+++ b/Knowledge/3-Work knowledge/1-Software Engineering/2-Testing/5-My Source/1-International Software Testing Qualifications Board.docx
@@ -24,60 +24,77 @@
       </w:pPr>
       <w:r>
         <w:rPr>
-          <w:b/>
-          <w:shd w:val="clear" w:color="auto" w:fill="B7B7B7"/>
-        </w:rPr>
-        <w:t># Source</w:t>
-      </w:r>
-      <w:r>
-        <w:rPr>
-          <w:shd w:val="clear" w:color="auto" w:fill="B7B7B7"/>
-        </w:rPr>
-        <w:t xml:space="preserve">: </w:t>
-      </w:r>
-      <w:proofErr w:type="spellStart"/>
-      <w:r>
-        <w:rPr>
-          <w:b/>
-          <w:shd w:val="clear" w:color="auto" w:fill="B7B7B7"/>
-        </w:rPr>
-        <w:t>Chatgpt</w:t>
-      </w:r>
-      <w:proofErr w:type="spellEnd"/>
-      <w:r>
-        <w:rPr>
-          <w:b/>
-          <w:shd w:val="clear" w:color="auto" w:fill="B7B7B7"/>
-        </w:rPr>
-        <w:t xml:space="preserve"> </w:t>
-      </w:r>
-      <w:r>
-        <w:rPr>
-          <w:b/>
-          <w:sz w:val="14"/>
-          <w:szCs w:val="14"/>
-          <w:shd w:val="clear" w:color="auto" w:fill="B7B7B7"/>
-        </w:rPr>
-        <w:t>(GPT</w:t>
-      </w:r>
-      <w:r>
-        <w:rPr>
-          <w:rFonts w:ascii="Cambria Math" w:hAnsi="Cambria Math" w:cs="Cambria Math"/>
-          <w:b/>
-          <w:sz w:val="14"/>
-          <w:szCs w:val="14"/>
-          <w:shd w:val="clear" w:color="auto" w:fill="B7B7B7"/>
+          <w:rFonts w:ascii="Arial" w:eastAsia="Arial" w:hAnsi="Arial" w:cs="Arial"/>
+          <w:b/>
+          <w:color w:val="000000"/>
+          <w:sz w:val="18"/>
+          <w:highlight w:val="lightGray"/>
+        </w:rPr>
+        <w:t># Source: AI Source: Provided by: [Data Path</w:t>
+      </w:r>
+      <w:r>
+        <w:rPr>
+          <w:rFonts w:ascii="Arial" w:eastAsia="Arial" w:hAnsi="Arial" w:cs="Arial"/>
+          <w:color w:val="000000"/>
+          <w:sz w:val="18"/>
+          <w:highlight w:val="lightGray"/>
+        </w:rPr>
+        <w:t xml:space="preserve">: Persons Table -&gt; ID Column: 1, Name_En Column: Motasem Essam] -&gt; </w:t>
+      </w:r>
+      <w:r>
+        <w:rPr>
+          <w:rFonts w:ascii="Arial" w:eastAsia="Arial" w:hAnsi="Arial" w:cs="Arial"/>
+          <w:b/>
+          <w:color w:val="000000"/>
+          <w:sz w:val="18"/>
+          <w:highlight w:val="lightGray"/>
+        </w:rPr>
+        <w:t>From:</w:t>
+      </w:r>
+      <w:r>
+        <w:rPr>
+          <w:rFonts w:ascii="Arial" w:eastAsia="Arial" w:hAnsi="Arial" w:cs="Arial"/>
+          <w:color w:val="000000"/>
+          <w:sz w:val="18"/>
+          <w:highlight w:val="lightGray"/>
+        </w:rPr>
+        <w:t xml:space="preserve"> [Chatgpt (GPT</w:t>
+      </w:r>
+      <w:r>
+        <w:rPr>
+          <w:rFonts w:ascii="Arial" w:eastAsia="Arial" w:hAnsi="Arial" w:cs="Cambria Math"/>
+          <w:color w:val="000000"/>
+          <w:sz w:val="18"/>
+          <w:highlight w:val="lightGray"/>
         </w:rPr>
         <w:t>‑</w:t>
       </w:r>
       <w:r>
         <w:rPr>
-          <w:b/>
-          <w:sz w:val="14"/>
-          <w:szCs w:val="14"/>
-          <w:shd w:val="clear" w:color="auto" w:fill="B7B7B7"/>
-        </w:rPr>
-        <w:t>5 Mini) at [8/14/2025]</w:t>
+          <w:rFonts w:ascii="Arial" w:eastAsia="Arial" w:hAnsi="Arial" w:cs="Arial"/>
+          <w:color w:val="000000"/>
+          <w:sz w:val="18"/>
+          <w:highlight w:val="lightGray"/>
+        </w:rPr>
+        <w:t xml:space="preserve">5 Mini)] </w:t>
+      </w:r>
+      <w:r>
+        <w:rPr>
+          <w:rFonts w:ascii="Arial" w:eastAsia="Arial" w:hAnsi="Arial" w:cs="Arial"/>
+          <w:b/>
+          <w:color w:val="000000"/>
+          <w:sz w:val="18"/>
+          <w:highlight w:val="lightGray"/>
+        </w:rPr>
+        <w:t>on</w:t>
+      </w:r>
+      <w:r>
+        <w:rPr>
+          <w:rFonts w:ascii="Arial" w:eastAsia="Arial" w:hAnsi="Arial"/>
+          <w:sz w:val="18"/>
+          <w:highlight w:val="lightGray"/>
+        </w:rPr>
+        <w:t xml:space="preserve"> [8/14/2025]</w:t>
       </w:r>
     </w:p>
     <w:p>
@@ -116,7 +133,7 @@
     </w:p>
     <w:p>
       <w:r>
-        <w:pict w14:anchorId="6819969D">
+        <w:pict>
           <v:rect id="_x0000_i1025" style="width:0;height:1.5pt" o:hralign="center" o:hrstd="t" o:hr="t" fillcolor="#a0a0a0" stroked="f"/>
         </w:pict>
       </w:r>
@@ -140,60 +157,77 @@
       </w:pPr>
       <w:r>
         <w:rPr>
-          <w:b/>
-          <w:shd w:val="clear" w:color="auto" w:fill="B7B7B7"/>
-        </w:rPr>
-        <w:t># Source</w:t>
-      </w:r>
-      <w:r>
-        <w:rPr>
-          <w:shd w:val="clear" w:color="auto" w:fill="B7B7B7"/>
-        </w:rPr>
-        <w:t xml:space="preserve">: </w:t>
-      </w:r>
-      <w:proofErr w:type="spellStart"/>
-      <w:r>
-        <w:rPr>
-          <w:b/>
-          <w:shd w:val="clear" w:color="auto" w:fill="B7B7B7"/>
-        </w:rPr>
-        <w:t>Chatgpt</w:t>
-      </w:r>
-      <w:proofErr w:type="spellEnd"/>
-      <w:r>
-        <w:rPr>
-          <w:b/>
-          <w:shd w:val="clear" w:color="auto" w:fill="B7B7B7"/>
-        </w:rPr>
-        <w:t xml:space="preserve"> </w:t>
-      </w:r>
-      <w:r>
-        <w:rPr>
-          <w:b/>
-          <w:sz w:val="14"/>
-          <w:szCs w:val="14"/>
-          <w:shd w:val="clear" w:color="auto" w:fill="B7B7B7"/>
-        </w:rPr>
-        <w:t>(GPT</w:t>
-      </w:r>
-      <w:r>
-        <w:rPr>
-          <w:rFonts w:ascii="Cambria Math" w:hAnsi="Cambria Math" w:cs="Cambria Math"/>
-          <w:b/>
-          <w:sz w:val="14"/>
-          <w:szCs w:val="14"/>
-          <w:shd w:val="clear" w:color="auto" w:fill="B7B7B7"/>
+          <w:rFonts w:ascii="Arial" w:eastAsia="Arial" w:hAnsi="Arial" w:cs="Arial"/>
+          <w:b/>
+          <w:color w:val="000000"/>
+          <w:sz w:val="18"/>
+          <w:highlight w:val="lightGray"/>
+        </w:rPr>
+        <w:t># Source: AI Source: Provided by: [Data Path</w:t>
+      </w:r>
+      <w:r>
+        <w:rPr>
+          <w:rFonts w:ascii="Arial" w:eastAsia="Arial" w:hAnsi="Arial" w:cs="Arial"/>
+          <w:color w:val="000000"/>
+          <w:sz w:val="18"/>
+          <w:highlight w:val="lightGray"/>
+        </w:rPr>
+        <w:t xml:space="preserve">: Persons Table -&gt; ID Column: 1, Name_En Column: Motasem Essam] -&gt; </w:t>
+      </w:r>
+      <w:r>
+        <w:rPr>
+          <w:rFonts w:ascii="Arial" w:eastAsia="Arial" w:hAnsi="Arial" w:cs="Arial"/>
+          <w:b/>
+          <w:color w:val="000000"/>
+          <w:sz w:val="18"/>
+          <w:highlight w:val="lightGray"/>
+        </w:rPr>
+        <w:t>From:</w:t>
+      </w:r>
+      <w:r>
+        <w:rPr>
+          <w:rFonts w:ascii="Arial" w:eastAsia="Arial" w:hAnsi="Arial" w:cs="Arial"/>
+          <w:color w:val="000000"/>
+          <w:sz w:val="18"/>
+          <w:highlight w:val="lightGray"/>
+        </w:rPr>
+        <w:t xml:space="preserve"> [Chatgpt (GPT</w:t>
+      </w:r>
+      <w:r>
+        <w:rPr>
+          <w:rFonts w:ascii="Arial" w:eastAsia="Arial" w:hAnsi="Arial" w:cs="Cambria Math"/>
+          <w:color w:val="000000"/>
+          <w:sz w:val="18"/>
+          <w:highlight w:val="lightGray"/>
         </w:rPr>
         <w:t>‑</w:t>
       </w:r>
       <w:r>
         <w:rPr>
-          <w:b/>
-          <w:sz w:val="14"/>
-          <w:szCs w:val="14"/>
-          <w:shd w:val="clear" w:color="auto" w:fill="B7B7B7"/>
-        </w:rPr>
-        <w:t>5 Mini) at [8/14/2025]</w:t>
+          <w:rFonts w:ascii="Arial" w:eastAsia="Arial" w:hAnsi="Arial" w:cs="Arial"/>
+          <w:color w:val="000000"/>
+          <w:sz w:val="18"/>
+          <w:highlight w:val="lightGray"/>
+        </w:rPr>
+        <w:t xml:space="preserve">5 Mini)] </w:t>
+      </w:r>
+      <w:r>
+        <w:rPr>
+          <w:rFonts w:ascii="Arial" w:eastAsia="Arial" w:hAnsi="Arial" w:cs="Arial"/>
+          <w:b/>
+          <w:color w:val="000000"/>
+          <w:sz w:val="18"/>
+          <w:highlight w:val="lightGray"/>
+        </w:rPr>
+        <w:t>on</w:t>
+      </w:r>
+      <w:r>
+        <w:rPr>
+          <w:rFonts w:ascii="Arial" w:eastAsia="Arial" w:hAnsi="Arial"/>
+          <w:sz w:val="18"/>
+          <w:highlight w:val="lightGray"/>
+        </w:rPr>
+        <w:t xml:space="preserve"> [8/14/2025]</w:t>
       </w:r>
     </w:p>
     <w:p>
@@ -202,7 +236,7 @@
           <w:ilvl w:val="0"/>
           <w:numId w:val="2"/>
         </w:numPr>
-        <w:spacing w:before="240"/>
+        <w:spacing w:before="240" w:after="0" w:line="276" w:lineRule="auto"/>
       </w:pPr>
       <w:r>
         <w:rPr>
@@ -249,6 +283,7 @@
           <w:ilvl w:val="0"/>
           <w:numId w:val="2"/>
         </w:numPr>
+        <w:spacing w:after="0" w:line="276" w:lineRule="auto"/>
       </w:pPr>
       <w:r>
         <w:rPr>
@@ -295,7 +330,7 @@
           <w:ilvl w:val="0"/>
           <w:numId w:val="2"/>
         </w:numPr>
-        <w:spacing w:after="240"/>
+        <w:spacing w:after="240" w:line="276" w:lineRule="auto"/>
       </w:pPr>
       <w:r>
         <w:rPr>
@@ -322,7 +357,7 @@
     </w:p>
     <w:p>
       <w:r>
-        <w:pict w14:anchorId="38B40251">
+        <w:pict>
           <v:rect id="_x0000_i1026" style="width:0;height:1.5pt" o:hralign="center" o:hrstd="t" o:hr="t" fillcolor="#a0a0a0" stroked="f"/>
         </w:pict>
       </w:r>
@@ -346,60 +381,77 @@
       </w:pPr>
       <w:r>
         <w:rPr>
-          <w:b/>
-          <w:shd w:val="clear" w:color="auto" w:fill="B7B7B7"/>
-        </w:rPr>
-        <w:t># Source</w:t>
-      </w:r>
-      <w:r>
-        <w:rPr>
-          <w:shd w:val="clear" w:color="auto" w:fill="B7B7B7"/>
-        </w:rPr>
-        <w:t xml:space="preserve">: </w:t>
-      </w:r>
-      <w:proofErr w:type="spellStart"/>
-      <w:r>
-        <w:rPr>
-          <w:b/>
-          <w:shd w:val="clear" w:color="auto" w:fill="B7B7B7"/>
-        </w:rPr>
-        <w:t>Chatgpt</w:t>
-      </w:r>
-      <w:proofErr w:type="spellEnd"/>
-      <w:r>
-        <w:rPr>
-          <w:b/>
-          <w:shd w:val="clear" w:color="auto" w:fill="B7B7B7"/>
-        </w:rPr>
-        <w:t xml:space="preserve"> </w:t>
-      </w:r>
-      <w:r>
-        <w:rPr>
-          <w:b/>
-          <w:sz w:val="14"/>
-          <w:szCs w:val="14"/>
-          <w:shd w:val="clear" w:color="auto" w:fill="B7B7B7"/>
-        </w:rPr>
-        <w:t>(GPT</w:t>
-      </w:r>
-      <w:r>
-        <w:rPr>
-          <w:rFonts w:ascii="Cambria Math" w:hAnsi="Cambria Math" w:cs="Cambria Math"/>
-          <w:b/>
-          <w:sz w:val="14"/>
-          <w:szCs w:val="14"/>
-          <w:shd w:val="clear" w:color="auto" w:fill="B7B7B7"/>
+          <w:rFonts w:ascii="Arial" w:eastAsia="Arial" w:hAnsi="Arial" w:cs="Arial"/>
+          <w:b/>
+          <w:color w:val="000000"/>
+          <w:sz w:val="18"/>
+          <w:highlight w:val="lightGray"/>
+        </w:rPr>
+        <w:t># Source: AI Source: Provided by: [Data Path</w:t>
+      </w:r>
+      <w:r>
+        <w:rPr>
+          <w:rFonts w:ascii="Arial" w:eastAsia="Arial" w:hAnsi="Arial" w:cs="Arial"/>
+          <w:color w:val="000000"/>
+          <w:sz w:val="18"/>
+          <w:highlight w:val="lightGray"/>
+        </w:rPr>
+        <w:t xml:space="preserve">: Persons Table -&gt; ID Column: 1, Name_En Column: Motasem Essam] -&gt; </w:t>
+      </w:r>
+      <w:r>
+        <w:rPr>
+          <w:rFonts w:ascii="Arial" w:eastAsia="Arial" w:hAnsi="Arial" w:cs="Arial"/>
+          <w:b/>
+          <w:color w:val="000000"/>
+          <w:sz w:val="18"/>
+          <w:highlight w:val="lightGray"/>
+        </w:rPr>
+        <w:t>From:</w:t>
+      </w:r>
+      <w:r>
+        <w:rPr>
+          <w:rFonts w:ascii="Arial" w:eastAsia="Arial" w:hAnsi="Arial" w:cs="Arial"/>
+          <w:color w:val="000000"/>
+          <w:sz w:val="18"/>
+          <w:highlight w:val="lightGray"/>
+        </w:rPr>
+        <w:t xml:space="preserve"> [Chatgpt (GPT</w:t>
+      </w:r>
+      <w:r>
+        <w:rPr>
+          <w:rFonts w:ascii="Arial" w:eastAsia="Arial" w:hAnsi="Arial" w:cs="Cambria Math"/>
+          <w:color w:val="000000"/>
+          <w:sz w:val="18"/>
+          <w:highlight w:val="lightGray"/>
         </w:rPr>
         <w:t>‑</w:t>
       </w:r>
       <w:r>
         <w:rPr>
-          <w:b/>
-          <w:sz w:val="14"/>
-          <w:szCs w:val="14"/>
-          <w:shd w:val="clear" w:color="auto" w:fill="B7B7B7"/>
-        </w:rPr>
-        <w:t>5 Mini) at [8/14/2025]</w:t>
+          <w:rFonts w:ascii="Arial" w:eastAsia="Arial" w:hAnsi="Arial" w:cs="Arial"/>
+          <w:color w:val="000000"/>
+          <w:sz w:val="18"/>
+          <w:highlight w:val="lightGray"/>
+        </w:rPr>
+        <w:t xml:space="preserve">5 Mini)] </w:t>
+      </w:r>
+      <w:r>
+        <w:rPr>
+          <w:rFonts w:ascii="Arial" w:eastAsia="Arial" w:hAnsi="Arial" w:cs="Arial"/>
+          <w:b/>
+          <w:color w:val="000000"/>
+          <w:sz w:val="18"/>
+          <w:highlight w:val="lightGray"/>
+        </w:rPr>
+        <w:t>on</w:t>
+      </w:r>
+      <w:r>
+        <w:rPr>
+          <w:rFonts w:ascii="Arial" w:eastAsia="Arial" w:hAnsi="Arial"/>
+          <w:sz w:val="18"/>
+          <w:highlight w:val="lightGray"/>
+        </w:rPr>
+        <w:t xml:space="preserve"> [8/14/2025]</w:t>
       </w:r>
     </w:p>
     <w:p>
@@ -408,7 +460,7 @@
           <w:ilvl w:val="0"/>
           <w:numId w:val="1"/>
         </w:numPr>
-        <w:spacing w:before="240"/>
+        <w:spacing w:before="240" w:after="0" w:line="276" w:lineRule="auto"/>
         <w:rPr>
           <w:rFonts w:ascii="Roboto Mono" w:eastAsia="Roboto Mono" w:hAnsi="Roboto Mono" w:cs="Roboto Mono"/>
         </w:rPr>
@@ -434,6 +486,7 @@
           <w:ilvl w:val="1"/>
           <w:numId w:val="1"/>
         </w:numPr>
+        <w:spacing w:after="0" w:line="276" w:lineRule="auto"/>
         <w:rPr>
           <w:rFonts w:ascii="Roboto Mono" w:eastAsia="Roboto Mono" w:hAnsi="Roboto Mono" w:cs="Roboto Mono"/>
         </w:rPr>
@@ -490,6 +543,7 @@
           <w:ilvl w:val="1"/>
           <w:numId w:val="1"/>
         </w:numPr>
+        <w:spacing w:after="0" w:line="276" w:lineRule="auto"/>
         <w:rPr>
           <w:rFonts w:ascii="Roboto Mono" w:eastAsia="Roboto Mono" w:hAnsi="Roboto Mono" w:cs="Roboto Mono"/>
         </w:rPr>
@@ -513,6 +567,7 @@
           <w:ilvl w:val="0"/>
           <w:numId w:val="1"/>
         </w:numPr>
+        <w:spacing w:after="0" w:line="276" w:lineRule="auto"/>
         <w:rPr>
           <w:rFonts w:ascii="Roboto Mono" w:eastAsia="Roboto Mono" w:hAnsi="Roboto Mono" w:cs="Roboto Mono"/>
         </w:rPr>
@@ -538,6 +593,7 @@
           <w:ilvl w:val="1"/>
           <w:numId w:val="1"/>
         </w:numPr>
+        <w:spacing w:after="0" w:line="276" w:lineRule="auto"/>
         <w:rPr>
           <w:rFonts w:ascii="Roboto Mono" w:eastAsia="Roboto Mono" w:hAnsi="Roboto Mono" w:cs="Roboto Mono"/>
         </w:rPr>
@@ -561,16 +617,16 @@
           <w:ilvl w:val="0"/>
           <w:numId w:val="1"/>
         </w:numPr>
-        <w:rPr>
-          <w:rFonts w:ascii="Roboto Mono" w:eastAsia="Roboto Mono" w:hAnsi="Roboto Mono" w:cs="Roboto Mono"/>
-        </w:rPr>
-      </w:pPr>
-      <w:r>
-        <w:rPr>
-          <w:rFonts w:ascii="Roboto Mono" w:eastAsia="Roboto Mono" w:hAnsi="Roboto Mono" w:cs="Roboto Mono"/>
-          <w:b/>
-        </w:rPr>
-        <w:lastRenderedPageBreak/>
+        <w:spacing w:after="0" w:line="276" w:lineRule="auto"/>
+        <w:rPr>
+          <w:rFonts w:ascii="Roboto Mono" w:eastAsia="Roboto Mono" w:hAnsi="Roboto Mono" w:cs="Roboto Mono"/>
+        </w:rPr>
+      </w:pPr>
+      <w:r>
+        <w:rPr>
+          <w:rFonts w:ascii="Roboto Mono" w:eastAsia="Roboto Mono" w:hAnsi="Roboto Mono" w:cs="Roboto Mono"/>
+          <w:b/>
+        </w:rPr>
         <w:t>Maintains Testing Standards</w:t>
       </w:r>
       <w:r>
@@ -587,7 +643,7 @@
           <w:ilvl w:val="1"/>
           <w:numId w:val="1"/>
         </w:numPr>
-        <w:spacing w:after="240"/>
+        <w:spacing w:after="240" w:line="276" w:lineRule="auto"/>
         <w:rPr>
           <w:rFonts w:ascii="Roboto Mono" w:eastAsia="Roboto Mono" w:hAnsi="Roboto Mono" w:cs="Roboto Mono"/>
         </w:rPr>
@@ -607,7 +663,7 @@
     </w:p>
     <w:p>
       <w:r>
-        <w:pict w14:anchorId="6CC9ABE0">
+        <w:pict>
           <v:rect id="_x0000_i1027" style="width:0;height:1.5pt" o:hralign="center" o:hrstd="t" o:hr="t" fillcolor="#a0a0a0" stroked="f"/>
         </w:pict>
       </w:r>
@@ -631,60 +687,77 @@
       </w:pPr>
       <w:r>
         <w:rPr>
-          <w:b/>
-          <w:shd w:val="clear" w:color="auto" w:fill="B7B7B7"/>
-        </w:rPr>
-        <w:t># Source</w:t>
-      </w:r>
-      <w:r>
-        <w:rPr>
-          <w:shd w:val="clear" w:color="auto" w:fill="B7B7B7"/>
-        </w:rPr>
-        <w:t xml:space="preserve">: </w:t>
-      </w:r>
-      <w:proofErr w:type="spellStart"/>
-      <w:r>
-        <w:rPr>
-          <w:b/>
-          <w:shd w:val="clear" w:color="auto" w:fill="B7B7B7"/>
-        </w:rPr>
-        <w:t>Chatgpt</w:t>
-      </w:r>
-      <w:proofErr w:type="spellEnd"/>
-      <w:r>
-        <w:rPr>
-          <w:b/>
-          <w:shd w:val="clear" w:color="auto" w:fill="B7B7B7"/>
-        </w:rPr>
-        <w:t xml:space="preserve"> </w:t>
-      </w:r>
-      <w:r>
-        <w:rPr>
-          <w:b/>
-          <w:sz w:val="14"/>
-          <w:szCs w:val="14"/>
-          <w:shd w:val="clear" w:color="auto" w:fill="B7B7B7"/>
-        </w:rPr>
-        <w:t>(GPT</w:t>
-      </w:r>
-      <w:r>
-        <w:rPr>
-          <w:rFonts w:ascii="Cambria Math" w:hAnsi="Cambria Math" w:cs="Cambria Math"/>
-          <w:b/>
-          <w:sz w:val="14"/>
-          <w:szCs w:val="14"/>
-          <w:shd w:val="clear" w:color="auto" w:fill="B7B7B7"/>
+          <w:rFonts w:ascii="Arial" w:eastAsia="Arial" w:hAnsi="Arial" w:cs="Arial"/>
+          <w:b/>
+          <w:color w:val="000000"/>
+          <w:sz w:val="18"/>
+          <w:highlight w:val="lightGray"/>
+        </w:rPr>
+        <w:t># Source: AI Source: Provided by: [Data Path</w:t>
+      </w:r>
+      <w:r>
+        <w:rPr>
+          <w:rFonts w:ascii="Arial" w:eastAsia="Arial" w:hAnsi="Arial" w:cs="Arial"/>
+          <w:color w:val="000000"/>
+          <w:sz w:val="18"/>
+          <w:highlight w:val="lightGray"/>
+        </w:rPr>
+        <w:t xml:space="preserve">: Persons Table -&gt; ID Column: 1, Name_En Column: Motasem Essam] -&gt; </w:t>
+      </w:r>
+      <w:r>
+        <w:rPr>
+          <w:rFonts w:ascii="Arial" w:eastAsia="Arial" w:hAnsi="Arial" w:cs="Arial"/>
+          <w:b/>
+          <w:color w:val="000000"/>
+          <w:sz w:val="18"/>
+          <w:highlight w:val="lightGray"/>
+        </w:rPr>
+        <w:t>From:</w:t>
+      </w:r>
+      <w:r>
+        <w:rPr>
+          <w:rFonts w:ascii="Arial" w:eastAsia="Arial" w:hAnsi="Arial" w:cs="Arial"/>
+          <w:color w:val="000000"/>
+          <w:sz w:val="18"/>
+          <w:highlight w:val="lightGray"/>
+        </w:rPr>
+        <w:t xml:space="preserve"> [Chatgpt (GPT</w:t>
+      </w:r>
+      <w:r>
+        <w:rPr>
+          <w:rFonts w:ascii="Arial" w:eastAsia="Arial" w:hAnsi="Arial" w:cs="Cambria Math"/>
+          <w:color w:val="000000"/>
+          <w:sz w:val="18"/>
+          <w:highlight w:val="lightGray"/>
         </w:rPr>
         <w:t>‑</w:t>
       </w:r>
       <w:r>
         <w:rPr>
-          <w:b/>
-          <w:sz w:val="14"/>
-          <w:szCs w:val="14"/>
-          <w:shd w:val="clear" w:color="auto" w:fill="B7B7B7"/>
-        </w:rPr>
-        <w:t>5 Mini) at [8/14/2025]</w:t>
+          <w:rFonts w:ascii="Arial" w:eastAsia="Arial" w:hAnsi="Arial" w:cs="Arial"/>
+          <w:color w:val="000000"/>
+          <w:sz w:val="18"/>
+          <w:highlight w:val="lightGray"/>
+        </w:rPr>
+        <w:t xml:space="preserve">5 Mini)] </w:t>
+      </w:r>
+      <w:r>
+        <w:rPr>
+          <w:rFonts w:ascii="Arial" w:eastAsia="Arial" w:hAnsi="Arial" w:cs="Arial"/>
+          <w:b/>
+          <w:color w:val="000000"/>
+          <w:sz w:val="18"/>
+          <w:highlight w:val="lightGray"/>
+        </w:rPr>
+        <w:t>on</w:t>
+      </w:r>
+      <w:r>
+        <w:rPr>
+          <w:rFonts w:ascii="Arial" w:eastAsia="Arial" w:hAnsi="Arial"/>
+          <w:sz w:val="18"/>
+          <w:highlight w:val="lightGray"/>
+        </w:rPr>
+        <w:t xml:space="preserve"> [8/14/2025]</w:t>
       </w:r>
     </w:p>
     <w:p>
@@ -693,7 +766,7 @@
           <w:ilvl w:val="0"/>
           <w:numId w:val="3"/>
         </w:numPr>
-        <w:spacing w:before="240"/>
+        <w:spacing w:before="240" w:after="0" w:line="276" w:lineRule="auto"/>
       </w:pPr>
       <w:r>
         <w:rPr>
@@ -721,6 +794,7 @@
           <w:ilvl w:val="0"/>
           <w:numId w:val="3"/>
         </w:numPr>
+        <w:spacing w:after="0" w:line="276" w:lineRule="auto"/>
       </w:pPr>
       <w:r>
         <w:rPr>
@@ -754,6 +828,7 @@
           <w:ilvl w:val="0"/>
           <w:numId w:val="3"/>
         </w:numPr>
+        <w:spacing w:after="0" w:line="276" w:lineRule="auto"/>
       </w:pPr>
       <w:r>
         <w:rPr>
@@ -787,7 +862,7 @@
           <w:ilvl w:val="0"/>
           <w:numId w:val="3"/>
         </w:numPr>
-        <w:spacing w:after="240"/>
+        <w:spacing w:after="240" w:line="276" w:lineRule="auto"/>
       </w:pPr>
       <w:r>
         <w:rPr>
@@ -817,7 +892,7 @@
     </w:p>
     <w:p>
       <w:r>
-        <w:pict w14:anchorId="0FD39109">
+        <w:pict>
           <v:rect id="_x0000_i1028" style="width:0;height:1.5pt" o:hralign="center" o:hrstd="t" o:hr="t" fillcolor="#a0a0a0" stroked="f"/>
         </w:pict>
       </w:r>
@@ -871,18 +946,19 @@
     </w:p>
     <w:p>
       <w:r>
-        <w:pict w14:anchorId="426FC609">
+        <w:pict>
           <v:rect id="_x0000_i1029" style="width:0;height:1.5pt" o:hralign="center" o:hrstd="t" o:hr="t" fillcolor="#a0a0a0" stroked="f"/>
         </w:pict>
       </w:r>
     </w:p>
+    <w:p/>
     <w:p/>
     <w:p/>
     <w:sectPr>
       <w:pgSz w:w="12240" w:h="15840"/>
       <w:pgMar w:top="1440" w:right="1440" w:bottom="1440" w:left="1440" w:header="720" w:footer="720" w:gutter="0"/>
-      <w:pgNumType w:start="1"/>
       <w:cols w:space="720"/>
+      <w:docGrid w:linePitch="360"/>
     </w:sectPr>
   </w:body>
 </w:document>
@@ -1641,18 +1717,6 @@
   <w:style w:type="paragraph" w:default="1" w:styleId="Normal">
     <w:name w:val="Normal"/>
     <w:qFormat/>
-    <w:rsid w:val="00621174"/>
-    <w:pPr>
-      <w:spacing w:after="0" w:line="276" w:lineRule="auto"/>
-    </w:pPr>
-    <w:rPr>
-      <w:rFonts w:ascii="Arial" w:eastAsia="Arial" w:hAnsi="Arial" w:cs="Arial"/>
-      <w:kern w:val="0"/>
-      <w:sz w:val="22"/>
-      <w:szCs w:val="22"/>
-      <w:lang w:val="en"/>
-      <w14:ligatures w14:val="none"/>
-    </w:rPr>
   </w:style>
   <w:style w:type="paragraph" w:styleId="Heading1">
     <w:name w:val="heading 1"/>
@@ -1661,7 +1725,7 @@
     <w:link w:val="Heading1Char"/>
     <w:uiPriority w:val="9"/>
     <w:qFormat/>
-    <w:rsid w:val="001E59B7"/>
+    <w:rsid w:val="000904C8"/>
     <w:pPr>
       <w:keepNext/>
       <w:keepLines/>
@@ -1683,7 +1747,7 @@
     <w:uiPriority w:val="9"/>
     <w:unhideWhenUsed/>
     <w:qFormat/>
-    <w:rsid w:val="001E59B7"/>
+    <w:rsid w:val="000904C8"/>
     <w:pPr>
       <w:keepNext/>
       <w:keepLines/>
@@ -1706,7 +1770,7 @@
     <w:semiHidden/>
     <w:unhideWhenUsed/>
     <w:qFormat/>
-    <w:rsid w:val="001E59B7"/>
+    <w:rsid w:val="000904C8"/>
     <w:pPr>
       <w:keepNext/>
       <w:keepLines/>
@@ -1729,7 +1793,7 @@
     <w:semiHidden/>
     <w:unhideWhenUsed/>
     <w:qFormat/>
-    <w:rsid w:val="001E59B7"/>
+    <w:rsid w:val="000904C8"/>
     <w:pPr>
       <w:keepNext/>
       <w:keepLines/>
@@ -1752,7 +1816,7 @@
     <w:semiHidden/>
     <w:unhideWhenUsed/>
     <w:qFormat/>
-    <w:rsid w:val="001E59B7"/>
+    <w:rsid w:val="000904C8"/>
     <w:pPr>
       <w:keepNext/>
       <w:keepLines/>
@@ -1773,11 +1837,11 @@
     <w:semiHidden/>
     <w:unhideWhenUsed/>
     <w:qFormat/>
-    <w:rsid w:val="001E59B7"/>
+    <w:rsid w:val="000904C8"/>
     <w:pPr>
       <w:keepNext/>
       <w:keepLines/>
-      <w:spacing w:before="40"/>
+      <w:spacing w:before="40" w:after="0"/>
       <w:outlineLvl w:val="5"/>
     </w:pPr>
     <w:rPr>
@@ -1796,11 +1860,11 @@
     <w:semiHidden/>
     <w:unhideWhenUsed/>
     <w:qFormat/>
-    <w:rsid w:val="001E59B7"/>
+    <w:rsid w:val="000904C8"/>
     <w:pPr>
       <w:keepNext/>
       <w:keepLines/>
-      <w:spacing w:before="40"/>
+      <w:spacing w:before="40" w:after="0"/>
       <w:outlineLvl w:val="6"/>
     </w:pPr>
     <w:rPr>
@@ -1817,10 +1881,11 @@
     <w:semiHidden/>
     <w:unhideWhenUsed/>
     <w:qFormat/>
-    <w:rsid w:val="001E59B7"/>
+    <w:rsid w:val="000904C8"/>
     <w:pPr>
       <w:keepNext/>
       <w:keepLines/>
+      <w:spacing w:after="0"/>
       <w:outlineLvl w:val="7"/>
     </w:pPr>
     <w:rPr>
@@ -1839,10 +1904,11 @@
     <w:semiHidden/>
     <w:unhideWhenUsed/>
     <w:qFormat/>
-    <w:rsid w:val="001E59B7"/>
+    <w:rsid w:val="000904C8"/>
     <w:pPr>
       <w:keepNext/>
       <w:keepLines/>
+      <w:spacing w:after="0"/>
       <w:outlineLvl w:val="8"/>
     </w:pPr>
     <w:rPr>
@@ -1882,7 +1948,7 @@
     <w:basedOn w:val="DefaultParagraphFont"/>
     <w:link w:val="Heading1"/>
     <w:uiPriority w:val="9"/>
-    <w:rsid w:val="001E59B7"/>
+    <w:rsid w:val="000904C8"/>
     <w:rPr>
       <w:rFonts w:asciiTheme="majorHAnsi" w:eastAsiaTheme="majorEastAsia" w:hAnsiTheme="majorHAnsi" w:cstheme="majorBidi"/>
       <w:color w:val="2F5496" w:themeColor="accent1" w:themeShade="BF"/>
@@ -1895,7 +1961,7 @@
     <w:basedOn w:val="DefaultParagraphFont"/>
     <w:link w:val="Heading2"/>
     <w:uiPriority w:val="9"/>
-    <w:rsid w:val="001E59B7"/>
+    <w:rsid w:val="000904C8"/>
     <w:rPr>
       <w:rFonts w:asciiTheme="majorHAnsi" w:eastAsiaTheme="majorEastAsia" w:hAnsiTheme="majorHAnsi" w:cstheme="majorBidi"/>
       <w:color w:val="2F5496" w:themeColor="accent1" w:themeShade="BF"/>
@@ -1909,7 +1975,7 @@
     <w:link w:val="Heading3"/>
     <w:uiPriority w:val="9"/>
     <w:semiHidden/>
-    <w:rsid w:val="001E59B7"/>
+    <w:rsid w:val="000904C8"/>
     <w:rPr>
       <w:rFonts w:eastAsiaTheme="majorEastAsia" w:cstheme="majorBidi"/>
       <w:color w:val="2F5496" w:themeColor="accent1" w:themeShade="BF"/>
@@ -1923,7 +1989,7 @@
     <w:link w:val="Heading4"/>
     <w:uiPriority w:val="9"/>
     <w:semiHidden/>
-    <w:rsid w:val="001E59B7"/>
+    <w:rsid w:val="000904C8"/>
     <w:rPr>
       <w:rFonts w:eastAsiaTheme="majorEastAsia" w:cstheme="majorBidi"/>
       <w:i/>
@@ -1937,7 +2003,7 @@
     <w:link w:val="Heading5"/>
     <w:uiPriority w:val="9"/>
     <w:semiHidden/>
-    <w:rsid w:val="001E59B7"/>
+    <w:rsid w:val="000904C8"/>
     <w:rPr>
       <w:rFonts w:eastAsiaTheme="majorEastAsia" w:cstheme="majorBidi"/>
       <w:color w:val="2F5496" w:themeColor="accent1" w:themeShade="BF"/>
@@ -1949,7 +2015,7 @@
     <w:link w:val="Heading6"/>
     <w:uiPriority w:val="9"/>
     <w:semiHidden/>
-    <w:rsid w:val="001E59B7"/>
+    <w:rsid w:val="000904C8"/>
     <w:rPr>
       <w:rFonts w:eastAsiaTheme="majorEastAsia" w:cstheme="majorBidi"/>
       <w:i/>
@@ -1963,7 +2029,7 @@
     <w:link w:val="Heading7"/>
     <w:uiPriority w:val="9"/>
     <w:semiHidden/>
-    <w:rsid w:val="001E59B7"/>
+    <w:rsid w:val="000904C8"/>
     <w:rPr>
       <w:rFonts w:eastAsiaTheme="majorEastAsia" w:cstheme="majorBidi"/>
       <w:color w:val="595959" w:themeColor="text1" w:themeTint="A6"/>
@@ -1975,7 +2041,7 @@
     <w:link w:val="Heading8"/>
     <w:uiPriority w:val="9"/>
     <w:semiHidden/>
-    <w:rsid w:val="001E59B7"/>
+    <w:rsid w:val="000904C8"/>
     <w:rPr>
       <w:rFonts w:eastAsiaTheme="majorEastAsia" w:cstheme="majorBidi"/>
       <w:i/>
@@ -1989,7 +2055,7 @@
     <w:link w:val="Heading9"/>
     <w:uiPriority w:val="9"/>
     <w:semiHidden/>
-    <w:rsid w:val="001E59B7"/>
+    <w:rsid w:val="000904C8"/>
     <w:rPr>
       <w:rFonts w:eastAsiaTheme="majorEastAsia" w:cstheme="majorBidi"/>
       <w:color w:val="272727" w:themeColor="text1" w:themeTint="D8"/>
@@ -2002,7 +2068,7 @@
     <w:link w:val="TitleChar"/>
     <w:uiPriority w:val="10"/>
     <w:qFormat/>
-    <w:rsid w:val="001E59B7"/>
+    <w:rsid w:val="000904C8"/>
     <w:pPr>
       <w:spacing w:after="80" w:line="240" w:lineRule="auto"/>
       <w:contextualSpacing/>
@@ -2020,7 +2086,7 @@
     <w:basedOn w:val="DefaultParagraphFont"/>
     <w:link w:val="Title"/>
     <w:uiPriority w:val="10"/>
-    <w:rsid w:val="001E59B7"/>
+    <w:rsid w:val="000904C8"/>
     <w:rPr>
       <w:rFonts w:asciiTheme="majorHAnsi" w:eastAsiaTheme="majorEastAsia" w:hAnsiTheme="majorHAnsi" w:cstheme="majorBidi"/>
       <w:spacing w:val="-10"/>
@@ -2036,7 +2102,7 @@
     <w:link w:val="SubtitleChar"/>
     <w:uiPriority w:val="11"/>
     <w:qFormat/>
-    <w:rsid w:val="001E59B7"/>
+    <w:rsid w:val="000904C8"/>
     <w:pPr>
       <w:numPr>
         <w:ilvl w:val="1"/>
@@ -2055,7 +2121,7 @@
     <w:basedOn w:val="DefaultParagraphFont"/>
     <w:link w:val="Subtitle"/>
     <w:uiPriority w:val="11"/>
-    <w:rsid w:val="001E59B7"/>
+    <w:rsid w:val="000904C8"/>
     <w:rPr>
       <w:rFonts w:eastAsiaTheme="majorEastAsia" w:cstheme="majorBidi"/>
       <w:color w:val="595959" w:themeColor="text1" w:themeTint="A6"/>
@@ -2071,7 +2137,7 @@
     <w:link w:val="QuoteChar"/>
     <w:uiPriority w:val="29"/>
     <w:qFormat/>
-    <w:rsid w:val="001E59B7"/>
+    <w:rsid w:val="000904C8"/>
     <w:pPr>
       <w:spacing w:before="160"/>
       <w:jc w:val="center"/>
@@ -2087,7 +2153,7 @@
     <w:basedOn w:val="DefaultParagraphFont"/>
     <w:link w:val="Quote"/>
     <w:uiPriority w:val="29"/>
-    <w:rsid w:val="001E59B7"/>
+    <w:rsid w:val="000904C8"/>
     <w:rPr>
       <w:i/>
       <w:iCs/>
@@ -2099,7 +2165,7 @@
     <w:basedOn w:val="Normal"/>
     <w:uiPriority w:val="34"/>
     <w:qFormat/>
-    <w:rsid w:val="001E59B7"/>
+    <w:rsid w:val="000904C8"/>
     <w:pPr>
       <w:ind w:left="720"/>
       <w:contextualSpacing/>
@@ -2110,7 +2176,7 @@
     <w:basedOn w:val="DefaultParagraphFont"/>
     <w:uiPriority w:val="21"/>
     <w:qFormat/>
-    <w:rsid w:val="001E59B7"/>
+    <w:rsid w:val="000904C8"/>
     <w:rPr>
       <w:i/>
       <w:iCs/>
@@ -2124,7 +2190,7 @@
     <w:link w:val="IntenseQuoteChar"/>
     <w:uiPriority w:val="30"/>
     <w:qFormat/>
-    <w:rsid w:val="001E59B7"/>
+    <w:rsid w:val="000904C8"/>
     <w:pPr>
       <w:pBdr>
         <w:top w:val="single" w:sz="4" w:space="10" w:color="2F5496" w:themeColor="accent1" w:themeShade="BF"/>
@@ -2145,7 +2211,7 @@
     <w:basedOn w:val="DefaultParagraphFont"/>
     <w:link w:val="IntenseQuote"/>
     <w:uiPriority w:val="30"/>
-    <w:rsid w:val="001E59B7"/>
+    <w:rsid w:val="000904C8"/>
     <w:rPr>
       <w:i/>
       <w:iCs/>
@@ -2157,7 +2223,7 @@
     <w:basedOn w:val="DefaultParagraphFont"/>
     <w:uiPriority w:val="32"/>
     <w:qFormat/>
-    <w:rsid w:val="001E59B7"/>
+    <w:rsid w:val="000904C8"/>
     <w:rPr>
       <w:b/>
       <w:bCs/>
